--- a/public/cv/Kasun_Thennakoon.docx
+++ b/public/cv/Kasun_Thennakoon.docx
@@ -63,7 +63,7 @@
         </w:tabs>
         <w:jc w:val="center"/>
       </w:pPr>
-      <w:hyperlink r:id="Rda152bc6cf5d4c89">
+      <w:hyperlink r:id="R6c41fa368c1e4077">
         <w:r>
           <w:rPr>
             <w:rStyle w:val="Hyperlink"/>
@@ -75,7 +75,7 @@
         <w:rPr/>
         <w:t xml:space="preserve"> | </w:t>
       </w:r>
-      <w:hyperlink r:id="Rff0688c4805f4cbd">
+      <w:hyperlink r:id="R02587eb439824b3b">
         <w:r>
           <w:rPr>
             <w:rStyle w:val="Hyperlink"/>
@@ -87,7 +87,7 @@
         <w:rPr/>
         <w:t xml:space="preserve"> | Twitter:// </w:t>
       </w:r>
-      <w:hyperlink r:id="Rcacd788f15a0429d">
+      <w:hyperlink r:id="Rc62d6fa2aa8141e1">
         <w:r>
           <w:rPr>
             <w:rStyle w:val="Hyperlink"/>
@@ -95,6 +95,18 @@
           <w:t>@tmkasun</w:t>
         </w:r>
       </w:hyperlink>
+      <w:r>
+        <w:rPr/>
+        <w:t xml:space="preserve"> | Web: </w:t>
+      </w:r>
+      <w:hyperlink r:id="R542fb69439df4a93">
+        <w:r>
+          <w:rPr>
+            <w:rStyle w:val="Hyperlink"/>
+          </w:rPr>
+          <w:t>knnect.com</w:t>
+        </w:r>
+      </w:hyperlink>
     </w:p>
     <w:p>
       <w:pPr>
@@ -118,6 +130,8 @@
         <w:rPr>
           <w:b w:val="1"/>
           <w:bCs w:val="1"/>
+          <w:sz w:val="28"/>
+          <w:szCs w:val="28"/>
         </w:rPr>
         <w:t>Frontend Engineer</w:t>
       </w:r>
@@ -132,7 +146,19 @@
       </w:pPr>
       <w:r>
         <w:rPr/>
-        <w:t xml:space="preserve">Experienced Frontend Engineer with over 7 years of </w:t>
+        <w:t xml:space="preserve">Experienced Frontend Engineer with over </w:t>
+      </w:r>
+      <w:r>
+        <w:rPr/>
+        <w:t>9</w:t>
+      </w:r>
+      <w:r>
+        <w:rPr/>
+        <w:t xml:space="preserve"> years of </w:t>
+      </w:r>
+      <w:r>
+        <w:rPr/>
+        <w:t xml:space="preserve">specialized </w:t>
       </w:r>
       <w:r>
         <w:rPr/>
@@ -140,21 +166,26 @@
       </w:r>
       <w:r>
         <w:rPr/>
-        <w:t xml:space="preserve"> in TypeScript, JavaScript, ReactJS, OpenAPI, and Web Technologies, complemented by a strong background in API Design, API management, and AWS SNS Web service. An Open-Source enthusiast, I am passionate about creating engaging digital experiences.</w:t>
-      </w:r>
-    </w:p>
-    <w:p>
-      <w:pPr>
-        <w:pStyle w:val="Normal"/>
-        <w:tabs>
-          <w:tab w:val="right" w:pos="9990"/>
-        </w:tabs>
-        <w:jc w:val="both"/>
-      </w:pPr>
-      <w:r>
-        <w:rPr/>
-        <w:t>Key skills include:</w:t>
-      </w:r>
+        <w:t xml:space="preserve"> in TypeScript, JavaScript, ReactJS, OpenAPI, and Web Technologies, complemented by a strong background in API Design, API management, and AWS SNS Web service. An Open-Source enthusiast, </w:t>
+      </w:r>
+      <w:r>
+        <w:rPr/>
+        <w:t>I am passionate about creating high-quality web experiences that solve complex technical challenges.</w:t>
+      </w:r>
+    </w:p>
+    <w:p>
+      <w:pPr>
+        <w:tabs>
+          <w:tab w:val="right" w:leader="none" w:pos="9990"/>
+        </w:tabs>
+        <w:jc w:val="center"/>
+        <w:rPr>
+          <w:b w:val="1"/>
+          <w:bCs w:val="1"/>
+          <w:sz w:val="28"/>
+          <w:szCs w:val="28"/>
+        </w:rPr>
+      </w:pPr>
     </w:p>
     <w:p>
       <w:pPr>
@@ -550,6 +581,14 @@
         <w:rPr/>
         <w:t>University of Moratuwa, Sri Lanka</w:t>
       </w:r>
+      <w:r>
+        <w:rPr/>
+        <w:t>.</w:t>
+      </w:r>
+      <w:r>
+        <w:rPr/>
+        <w:t xml:space="preserve"> 2016</w:t>
+      </w:r>
     </w:p>
     <w:p>
       <w:pPr>
@@ -563,12 +602,12 @@
         <w:rPr/>
         <w:t>(</w:t>
       </w:r>
-      <w:hyperlink r:id="Rf28952c7a5af4b7e">
+      <w:hyperlink r:id="R069967d96a11405b">
         <w:r>
           <w:rPr>
             <w:rStyle w:val="Hyperlink"/>
           </w:rPr>
-          <w:t>WES Verified Academic Qualification</w:t>
+          <w:t>WES Verified Academic Verification</w:t>
         </w:r>
       </w:hyperlink>
       <w:r>
@@ -617,6 +656,10 @@
         <w:rPr/>
         <w:t>Royal College, Colombo, Sri Lanka</w:t>
       </w:r>
+      <w:r>
+        <w:rPr/>
+        <w:t>.</w:t>
+      </w:r>
     </w:p>
     <w:p>
       <w:pPr>
@@ -658,6 +701,178 @@
         </w:rPr>
         <w:t>EXPERIENCE</w:t>
       </w:r>
+    </w:p>
+    <w:p>
+      <w:pPr>
+        <w:tabs>
+          <w:tab w:val="right" w:leader="none" w:pos="9990"/>
+        </w:tabs>
+        <w:rPr>
+          <w:b w:val="1"/>
+          <w:bCs w:val="1"/>
+        </w:rPr>
+      </w:pPr>
+      <w:r>
+        <w:rPr>
+          <w:b w:val="1"/>
+          <w:bCs w:val="1"/>
+          <w:sz w:val="28"/>
+          <w:szCs w:val="28"/>
+        </w:rPr>
+        <w:t>Deel Canada</w:t>
+      </w:r>
+      <w:r>
+        <w:rPr>
+          <w:b w:val="1"/>
+          <w:bCs w:val="1"/>
+          <w:sz w:val="28"/>
+          <w:szCs w:val="28"/>
+        </w:rPr>
+        <w:t xml:space="preserve"> (EoR)/ Versa Networks Inc. (Client)</w:t>
+      </w:r>
+      <w:r>
+        <w:rPr/>
+        <w:t>, Toronto, Canada</w:t>
+      </w:r>
+      <w:r>
+        <w:tab/>
+      </w:r>
+      <w:r>
+        <w:rPr>
+          <w:b w:val="1"/>
+          <w:bCs w:val="1"/>
+        </w:rPr>
+        <w:t>November 2023 - Current</w:t>
+      </w:r>
+    </w:p>
+    <w:p>
+      <w:pPr>
+        <w:tabs>
+          <w:tab w:val="right" w:leader="none" w:pos="9990"/>
+        </w:tabs>
+        <w:rPr>
+          <w:b w:val="1"/>
+          <w:bCs w:val="1"/>
+        </w:rPr>
+      </w:pPr>
+      <w:r>
+        <w:rPr>
+          <w:b w:val="1"/>
+          <w:bCs w:val="1"/>
+        </w:rPr>
+        <w:t>Front-end Engineer</w:t>
+      </w:r>
+    </w:p>
+    <w:p>
+      <w:pPr>
+        <w:pStyle w:val="ListParagraph"/>
+        <w:numPr>
+          <w:ilvl w:val="0"/>
+          <w:numId w:val="9"/>
+        </w:numPr>
+        <w:tabs>
+          <w:tab w:val="right" w:leader="none" w:pos="9990"/>
+        </w:tabs>
+        <w:rPr>
+          <w:b w:val="1"/>
+          <w:bCs w:val="1"/>
+        </w:rPr>
+      </w:pPr>
+      <w:r>
+        <w:rPr>
+          <w:b w:val="1"/>
+          <w:bCs w:val="1"/>
+        </w:rPr>
+        <w:t>Served as a core frontend developer on Versa Networks' Concerto team.</w:t>
+      </w:r>
+    </w:p>
+    <w:p>
+      <w:pPr>
+        <w:pStyle w:val="ListParagraph"/>
+        <w:numPr>
+          <w:ilvl w:val="0"/>
+          <w:numId w:val="9"/>
+        </w:numPr>
+        <w:tabs>
+          <w:tab w:val="right" w:leader="none" w:pos="9990"/>
+        </w:tabs>
+        <w:rPr>
+          <w:b w:val="1"/>
+          <w:bCs w:val="1"/>
+        </w:rPr>
+      </w:pPr>
+      <w:r>
+        <w:rPr>
+          <w:b w:val="1"/>
+          <w:bCs w:val="1"/>
+        </w:rPr>
+        <w:t>Identified</w:t>
+      </w:r>
+      <w:r>
+        <w:rPr>
+          <w:b w:val="1"/>
+          <w:bCs w:val="1"/>
+        </w:rPr>
+        <w:t xml:space="preserve"> and resolved a critical internationalization race condition where </w:t>
+      </w:r>
+      <w:r>
+        <w:rPr>
+          <w:b w:val="1"/>
+          <w:bCs w:val="1"/>
+        </w:rPr>
+        <w:t>React's</w:t>
+      </w:r>
+      <w:r>
+        <w:rPr>
+          <w:b w:val="1"/>
+          <w:bCs w:val="1"/>
+        </w:rPr>
+        <w:t xml:space="preserve"> lazy loading components executed before i18n-next library initialization, improving application stability</w:t>
+      </w:r>
+      <w:r>
+        <w:rPr>
+          <w:b w:val="1"/>
+          <w:bCs w:val="1"/>
+        </w:rPr>
+        <w:t>.</w:t>
+      </w:r>
+    </w:p>
+    <w:p>
+      <w:pPr>
+        <w:pStyle w:val="ListParagraph"/>
+        <w:numPr>
+          <w:ilvl w:val="0"/>
+          <w:numId w:val="9"/>
+        </w:numPr>
+        <w:tabs>
+          <w:tab w:val="right" w:leader="none" w:pos="9990"/>
+        </w:tabs>
+        <w:rPr>
+          <w:b w:val="1"/>
+          <w:bCs w:val="1"/>
+        </w:rPr>
+      </w:pPr>
+      <w:r>
+        <w:rPr>
+          <w:b w:val="1"/>
+          <w:bCs w:val="1"/>
+        </w:rPr>
+        <w:t>Developed next major version of Versa Concerto portal using React/Redux and OpenAPI-defined REST APIs, based on Figma designs and internal design system components</w:t>
+      </w:r>
+    </w:p>
+    <w:p>
+      <w:pPr>
+        <w:pStyle w:val="Normal"/>
+        <w:tabs>
+          <w:tab w:val="right" w:leader="none" w:pos="9990"/>
+        </w:tabs>
+        <w:rPr>
+          <w:b w:val="1"/>
+          <w:bCs w:val="1"/>
+          <w:sz w:val="28"/>
+          <w:szCs w:val="28"/>
+        </w:rPr>
+      </w:pPr>
     </w:p>
     <w:p>
       <w:pPr>
@@ -1020,28 +1235,10 @@
     <w:p>
       <w:pPr>
         <w:pStyle w:val="ListParagraph"/>
-        <w:numPr>
-          <w:ilvl w:val="0"/>
-          <w:numId w:val="1"/>
-        </w:numPr>
         <w:tabs>
           <w:tab w:val="right" w:leader="none" w:pos="9990"/>
         </w:tabs>
         <w:ind w:left="270" w:hanging="180"/>
-        <w:rPr/>
-      </w:pPr>
-      <w:r>
-        <w:rPr/>
-        <w:t>Developed a design system based on Material-UI that enhanced the developer experience and ensured consistent product UI across the entire application.</w:t>
-      </w:r>
-    </w:p>
-    <w:p>
-      <w:pPr>
-        <w:pStyle w:val="Normal"/>
-        <w:tabs>
-          <w:tab w:val="right" w:leader="none" w:pos="9990"/>
-        </w:tabs>
-        <w:ind w:left="0"/>
       </w:pPr>
     </w:p>
     <w:p>
@@ -1143,10 +1340,13 @@
           <w:numId w:val="1"/>
         </w:numPr>
         <w:tabs>
-          <w:tab w:val="right" w:leader="none" w:pos="9990"/>
+          <w:tab w:val="right" w:pos="9990"/>
         </w:tabs>
         <w:ind w:left="270" w:hanging="180"/>
-        <w:rPr/>
+        <w:rPr>
+          <w:sz w:val="22"/>
+          <w:szCs w:val="22"/>
+        </w:rPr>
       </w:pPr>
       <w:r>
         <w:rPr/>
@@ -1162,7 +1362,11 @@
       </w:r>
       <w:r>
         <w:rPr/>
-        <w:t xml:space="preserve">mprovement in reliability and overall developer experience. </w:t>
+        <w:t>mprovement in reliability and overall developer experience.</w:t>
+      </w:r>
+      <w:r>
+        <w:rPr/>
+        <w:t>Developed a React (Typescript) SDK to integrate product REST APIs to the UI, enabling efficient data retrieval and manipulation.</w:t>
       </w:r>
     </w:p>
     <w:p>
@@ -1175,23 +1379,74 @@
         <w:tabs>
           <w:tab w:val="right" w:leader="none" w:pos="9990"/>
         </w:tabs>
-        <w:bidi w:val="0"/>
-        <w:spacing w:before="0" w:beforeAutospacing="off" w:after="0" w:afterAutospacing="off" w:line="259" w:lineRule="auto"/>
-        <w:ind w:left="270" w:right="0" w:hanging="180"/>
-        <w:jc w:val="left"/>
-        <w:rPr/>
-      </w:pPr>
-      <w:r>
-        <w:rPr/>
-        <w:t xml:space="preserve">Composed Backend for Frontend micro-services </w:t>
-      </w:r>
-      <w:r>
-        <w:rPr/>
-        <w:t>utilizing</w:t>
-      </w:r>
-      <w:r>
-        <w:rPr/>
-        <w:t xml:space="preserve"> control plain APIs, Reducing the re-work on API implementation.</w:t>
+        <w:ind w:left="270" w:hanging="180"/>
+        <w:rPr/>
+      </w:pPr>
+      <w:r>
+        <w:rPr/>
+        <w:t>Improved the static files and JS bundles caching by incorporating Webpack's chunk hashes and content hashing mechanisms, which eliminates the occurrence of stale content for users.</w:t>
+      </w:r>
+    </w:p>
+    <w:p>
+      <w:pPr>
+        <w:pStyle w:val="Normal"/>
+        <w:tabs>
+          <w:tab w:val="right" w:leader="none" w:pos="9990"/>
+        </w:tabs>
+        <w:ind w:left="0"/>
+      </w:pPr>
+    </w:p>
+    <w:p>
+      <w:pPr>
+        <w:pStyle w:val="Normal"/>
+        <w:tabs>
+          <w:tab w:val="right" w:pos="9990"/>
+        </w:tabs>
+        <w:rPr>
+          <w:b w:val="1"/>
+          <w:bCs w:val="1"/>
+        </w:rPr>
+      </w:pPr>
+      <w:r>
+        <w:rPr>
+          <w:b w:val="1"/>
+          <w:bCs w:val="1"/>
+          <w:sz w:val="28"/>
+          <w:szCs w:val="28"/>
+        </w:rPr>
+        <w:t>WSO2</w:t>
+      </w:r>
+      <w:r>
+        <w:rPr/>
+        <w:t>, Colombo, Sri Lanka</w:t>
+      </w:r>
+      <w:r>
+        <w:tab/>
+      </w:r>
+      <w:r>
+        <w:rPr>
+          <w:b w:val="1"/>
+          <w:bCs w:val="1"/>
+        </w:rPr>
+        <w:t xml:space="preserve"> February 2018 - June 2019</w:t>
+      </w:r>
+    </w:p>
+    <w:p>
+      <w:pPr>
+        <w:tabs>
+          <w:tab w:val="right" w:pos="9990"/>
+        </w:tabs>
+        <w:rPr>
+          <w:b/>
+          <w:bCs/>
+        </w:rPr>
+      </w:pPr>
+      <w:r>
+        <w:rPr>
+          <w:b w:val="1"/>
+          <w:bCs w:val="1"/>
+        </w:rPr>
+        <w:t>Senior Software Engineer</w:t>
       </w:r>
     </w:p>
     <w:p>
@@ -1202,14 +1457,22 @@
           <w:numId w:val="1"/>
         </w:numPr>
         <w:tabs>
-          <w:tab w:val="right" w:pos="9990"/>
+          <w:tab w:val="right" w:leader="none" w:pos="9990"/>
         </w:tabs>
         <w:ind w:left="270" w:hanging="180"/>
         <w:rPr/>
       </w:pPr>
       <w:r>
         <w:rPr/>
-        <w:t>Developed a React (Typescript) SDK to integrate product REST APIs to the UI, enabling efficient data retrieval and manipulation.</w:t>
+        <w:t xml:space="preserve">Developed an authentication and authorization framework for ReactJS web portals using OAuth 2.0's Authorization Code Grant flow, </w:t>
+      </w:r>
+      <w:r>
+        <w:rPr/>
+        <w:t>eliminating</w:t>
+      </w:r>
+      <w:r>
+        <w:rPr/>
+        <w:t xml:space="preserve"> the need for an authentication proxy.</w:t>
       </w:r>
     </w:p>
     <w:p>
@@ -1223,113 +1486,10 @@
           <w:tab w:val="right" w:leader="none" w:pos="9990"/>
         </w:tabs>
         <w:ind w:left="270" w:hanging="180"/>
-        <w:rPr/>
-      </w:pPr>
-      <w:r>
-        <w:rPr/>
-        <w:t>Improved the static files and JS bundles caching by incorporating Webpack's chunk hashes and content hashing mechanisms, which eliminates the occurrence of stale content for users.</w:t>
-      </w:r>
-    </w:p>
-    <w:p>
-      <w:pPr>
-        <w:pStyle w:val="Normal"/>
-        <w:tabs>
-          <w:tab w:val="right" w:leader="none" w:pos="9990"/>
-        </w:tabs>
-        <w:ind w:left="0"/>
-      </w:pPr>
-    </w:p>
-    <w:p>
-      <w:pPr>
-        <w:pStyle w:val="Normal"/>
-        <w:tabs>
-          <w:tab w:val="right" w:pos="9990"/>
-        </w:tabs>
-        <w:rPr>
-          <w:b w:val="1"/>
-          <w:bCs w:val="1"/>
-        </w:rPr>
-      </w:pPr>
-      <w:r>
-        <w:rPr>
-          <w:b w:val="1"/>
-          <w:bCs w:val="1"/>
-          <w:sz w:val="28"/>
-          <w:szCs w:val="28"/>
-        </w:rPr>
-        <w:t>WSO2</w:t>
-      </w:r>
-      <w:r>
-        <w:rPr/>
-        <w:t>, Colombo, Sri Lanka</w:t>
-      </w:r>
-      <w:r>
-        <w:tab/>
-      </w:r>
-      <w:r>
-        <w:rPr>
-          <w:b w:val="1"/>
-          <w:bCs w:val="1"/>
-        </w:rPr>
-        <w:t xml:space="preserve"> February 2018 - June 2019</w:t>
-      </w:r>
-    </w:p>
-    <w:p>
-      <w:pPr>
-        <w:tabs>
-          <w:tab w:val="right" w:pos="9990"/>
-        </w:tabs>
-        <w:rPr>
-          <w:b/>
-          <w:bCs/>
-        </w:rPr>
-      </w:pPr>
-      <w:r>
-        <w:rPr>
-          <w:b w:val="1"/>
-          <w:bCs w:val="1"/>
-        </w:rPr>
-        <w:t>Senior Software Engineer</w:t>
-      </w:r>
-    </w:p>
-    <w:p>
-      <w:pPr>
-        <w:pStyle w:val="ListParagraph"/>
-        <w:numPr>
-          <w:ilvl w:val="0"/>
-          <w:numId w:val="1"/>
-        </w:numPr>
-        <w:tabs>
-          <w:tab w:val="right" w:leader="none" w:pos="9990"/>
-        </w:tabs>
-        <w:ind w:left="270" w:hanging="180"/>
-        <w:rPr/>
-      </w:pPr>
-      <w:r>
-        <w:rPr/>
-        <w:t xml:space="preserve">Developed an authentication and authorization framework for ReactJS web portals using OAuth 2.0's Authorization Code Grant flow, </w:t>
-      </w:r>
-      <w:r>
-        <w:rPr/>
-        <w:t>eliminating</w:t>
-      </w:r>
-      <w:r>
-        <w:rPr/>
-        <w:t xml:space="preserve"> the need for an authentication proxy.</w:t>
-      </w:r>
-    </w:p>
-    <w:p>
-      <w:pPr>
-        <w:pStyle w:val="ListParagraph"/>
-        <w:numPr>
-          <w:ilvl w:val="0"/>
-          <w:numId w:val="1"/>
-        </w:numPr>
-        <w:tabs>
-          <w:tab w:val="right" w:leader="none" w:pos="9990"/>
-        </w:tabs>
-        <w:ind w:left="270" w:hanging="180"/>
-        <w:rPr/>
+        <w:rPr>
+          <w:sz w:val="22"/>
+          <w:szCs w:val="22"/>
+        </w:rPr>
       </w:pPr>
       <w:r>
         <w:rPr/>
@@ -1353,47 +1513,6 @@
         <w:rPr/>
         <w:t xml:space="preserve"> it, improving site reach and enhancing document search user experience.</w:t>
       </w:r>
-    </w:p>
-    <w:p>
-      <w:pPr>
-        <w:pStyle w:val="ListParagraph"/>
-        <w:numPr>
-          <w:ilvl w:val="0"/>
-          <w:numId w:val="1"/>
-        </w:numPr>
-        <w:tabs>
-          <w:tab w:val="right" w:leader="none" w:pos="9990"/>
-        </w:tabs>
-        <w:ind w:left="270" w:hanging="180"/>
-        <w:rPr/>
-      </w:pPr>
-      <w:r>
-        <w:rPr/>
-        <w:t xml:space="preserve">As an on-site consultant, I </w:t>
-      </w:r>
-      <w:r>
-        <w:rPr/>
-        <w:t>provided</w:t>
-      </w:r>
-      <w:r>
-        <w:rPr/>
-        <w:t xml:space="preserve"> guidance to customers on the implementation and use of the WSO2 API Manager product, addressing their API management and identity and access management requirements.</w:t>
-      </w:r>
-    </w:p>
-    <w:p>
-      <w:pPr>
-        <w:pStyle w:val="ListParagraph"/>
-        <w:numPr>
-          <w:ilvl w:val="0"/>
-          <w:numId w:val="1"/>
-        </w:numPr>
-        <w:tabs>
-          <w:tab w:val="right" w:leader="none" w:pos="9990"/>
-        </w:tabs>
-        <w:ind w:left="270" w:hanging="180"/>
-        <w:jc w:val="both"/>
-        <w:rPr/>
-      </w:pPr>
       <w:r>
         <w:rPr/>
         <w:t xml:space="preserve">Utilized Lighthouse and Axe tools to enhance the web console accessibility standard and ensure compliance with WCAG 2.0. As a result, </w:t>
@@ -1753,6 +1872,118 @@
 
 <file path=word/numbering.xml><?xml version="1.0" encoding="utf-8"?>
 <w:numbering xmlns:wpc="http://schemas.microsoft.com/office/word/2010/wordprocessingCanvas" xmlns:cx="http://schemas.microsoft.com/office/drawing/2014/chartex" xmlns:cx1="http://schemas.microsoft.com/office/drawing/2015/9/8/chartex" xmlns:cx2="http://schemas.microsoft.com/office/drawing/2015/10/21/chartex" xmlns:cx3="http://schemas.microsoft.com/office/drawing/2016/5/9/chartex" xmlns:cx4="http://schemas.microsoft.com/office/drawing/2016/5/10/chartex" xmlns:cx5="http://schemas.microsoft.com/office/drawing/2016/5/11/chartex" xmlns:cx6="http://schemas.microsoft.com/office/drawing/2016/5/12/chartex" xmlns:cx7="http://schemas.microsoft.com/office/drawing/2016/5/13/chartex" xmlns:cx8="http://schemas.microsoft.com/office/drawing/2016/5/14/chartex" xmlns:mc="http://schemas.openxmlformats.org/markup-compatibility/2006" xmlns:aink="http://schemas.microsoft.com/office/drawing/2016/ink" xmlns:am3d="http://schemas.microsoft.com/office/drawing/2017/model3d" xmlns:o="urn:schemas-microsoft-com:office:office" xmlns:oel="http://schemas.microsoft.com/office/2019/extlst" xmlns:r="http://schemas.openxmlformats.org/officeDocument/2006/relationships" xmlns:m="http://schemas.openxmlformats.org/officeDocument/2006/math" xmlns:v="urn:schemas-microsoft-com:vml" xmlns:wp14="http://schemas.microsoft.com/office/word/2010/wordprocessingDrawing" xmlns:wp="http://schemas.openxmlformats.org/drawingml/2006/wordprocessingDrawing" xmlns:w10="urn:schemas-microsoft-com:office:word" xmlns:w="http://schemas.openxmlformats.org/wordprocessingml/2006/main" xmlns:w14="http://schemas.microsoft.com/office/word/2010/wordml" xmlns:w15="http://schemas.microsoft.com/office/word/2012/wordml" xmlns:w16cex="http://schemas.microsoft.com/office/word/2018/wordml/cex" xmlns:w16cid="http://schemas.microsoft.com/office/word/2016/wordml/cid" xmlns:w16="http://schemas.microsoft.com/office/word/2018/wordml" xmlns:w16sdtdh="http://schemas.microsoft.com/office/word/2020/wordml/sdtdatahash" xmlns:w16se="http://schemas.microsoft.com/office/word/2015/wordml/symex" xmlns:wpg="http://schemas.microsoft.com/office/word/2010/wordprocessingGroup" xmlns:wpi="http://schemas.microsoft.com/office/word/2010/wordprocessingInk" xmlns:wne="http://schemas.microsoft.com/office/word/2006/wordml" xmlns:wps="http://schemas.microsoft.com/office/word/2010/wordprocessingShape" mc:Ignorable="w14 w15 w16se w16cid w16 w16cex w16sdtdh wp14">
+  <w:abstractNum xmlns:w="http://schemas.openxmlformats.org/wordprocessingml/2006/main" w:abstractNumId="8">
+    <w:nsid w:val="571612eb"/>
+    <w:multiLevelType xmlns:w="http://schemas.openxmlformats.org/wordprocessingml/2006/main" w:val="hybridMultilevel"/>
+    <w:lvl xmlns:w="http://schemas.openxmlformats.org/wordprocessingml/2006/main" w:ilvl="0">
+      <w:start w:val="1"/>
+      <w:numFmt w:val="bullet"/>
+      <w:lvlText w:val=""/>
+      <w:lvlJc w:val="left"/>
+      <w:pPr>
+        <w:ind w:left="720" w:hanging="360"/>
+      </w:pPr>
+      <w:rPr>
+        <w:rFonts w:hint="default" w:ascii="Symbol" w:hAnsi="Symbol"/>
+      </w:rPr>
+    </w:lvl>
+    <w:lvl xmlns:w="http://schemas.openxmlformats.org/wordprocessingml/2006/main" w:ilvl="1">
+      <w:start w:val="1"/>
+      <w:numFmt w:val="bullet"/>
+      <w:lvlText w:val="o"/>
+      <w:lvlJc w:val="left"/>
+      <w:pPr>
+        <w:ind w:left="1440" w:hanging="360"/>
+      </w:pPr>
+      <w:rPr>
+        <w:rFonts w:hint="default" w:ascii="Courier New" w:hAnsi="Courier New"/>
+      </w:rPr>
+    </w:lvl>
+    <w:lvl xmlns:w="http://schemas.openxmlformats.org/wordprocessingml/2006/main" w:ilvl="2">
+      <w:start w:val="1"/>
+      <w:numFmt w:val="bullet"/>
+      <w:lvlText w:val=""/>
+      <w:lvlJc w:val="left"/>
+      <w:pPr>
+        <w:ind w:left="2160" w:hanging="360"/>
+      </w:pPr>
+      <w:rPr>
+        <w:rFonts w:hint="default" w:ascii="Wingdings" w:hAnsi="Wingdings"/>
+      </w:rPr>
+    </w:lvl>
+    <w:lvl xmlns:w="http://schemas.openxmlformats.org/wordprocessingml/2006/main" w:ilvl="3">
+      <w:start w:val="1"/>
+      <w:numFmt w:val="bullet"/>
+      <w:lvlText w:val=""/>
+      <w:lvlJc w:val="left"/>
+      <w:pPr>
+        <w:ind w:left="2880" w:hanging="360"/>
+      </w:pPr>
+      <w:rPr>
+        <w:rFonts w:hint="default" w:ascii="Symbol" w:hAnsi="Symbol"/>
+      </w:rPr>
+    </w:lvl>
+    <w:lvl xmlns:w="http://schemas.openxmlformats.org/wordprocessingml/2006/main" w:ilvl="4">
+      <w:start w:val="1"/>
+      <w:numFmt w:val="bullet"/>
+      <w:lvlText w:val="o"/>
+      <w:lvlJc w:val="left"/>
+      <w:pPr>
+        <w:ind w:left="3600" w:hanging="360"/>
+      </w:pPr>
+      <w:rPr>
+        <w:rFonts w:hint="default" w:ascii="Courier New" w:hAnsi="Courier New"/>
+      </w:rPr>
+    </w:lvl>
+    <w:lvl xmlns:w="http://schemas.openxmlformats.org/wordprocessingml/2006/main" w:ilvl="5">
+      <w:start w:val="1"/>
+      <w:numFmt w:val="bullet"/>
+      <w:lvlText w:val=""/>
+      <w:lvlJc w:val="left"/>
+      <w:pPr>
+        <w:ind w:left="4320" w:hanging="360"/>
+      </w:pPr>
+      <w:rPr>
+        <w:rFonts w:hint="default" w:ascii="Wingdings" w:hAnsi="Wingdings"/>
+      </w:rPr>
+    </w:lvl>
+    <w:lvl xmlns:w="http://schemas.openxmlformats.org/wordprocessingml/2006/main" w:ilvl="6">
+      <w:start w:val="1"/>
+      <w:numFmt w:val="bullet"/>
+      <w:lvlText w:val=""/>
+      <w:lvlJc w:val="left"/>
+      <w:pPr>
+        <w:ind w:left="5040" w:hanging="360"/>
+      </w:pPr>
+      <w:rPr>
+        <w:rFonts w:hint="default" w:ascii="Symbol" w:hAnsi="Symbol"/>
+      </w:rPr>
+    </w:lvl>
+    <w:lvl xmlns:w="http://schemas.openxmlformats.org/wordprocessingml/2006/main" w:ilvl="7">
+      <w:start w:val="1"/>
+      <w:numFmt w:val="bullet"/>
+      <w:lvlText w:val="o"/>
+      <w:lvlJc w:val="left"/>
+      <w:pPr>
+        <w:ind w:left="5760" w:hanging="360"/>
+      </w:pPr>
+      <w:rPr>
+        <w:rFonts w:hint="default" w:ascii="Courier New" w:hAnsi="Courier New"/>
+      </w:rPr>
+    </w:lvl>
+    <w:lvl xmlns:w="http://schemas.openxmlformats.org/wordprocessingml/2006/main" w:ilvl="8">
+      <w:start w:val="1"/>
+      <w:numFmt w:val="bullet"/>
+      <w:lvlText w:val=""/>
+      <w:lvlJc w:val="left"/>
+      <w:pPr>
+        <w:ind w:left="6480" w:hanging="360"/>
+      </w:pPr>
+      <w:rPr>
+        <w:rFonts w:hint="default" w:ascii="Wingdings" w:hAnsi="Wingdings"/>
+      </w:rPr>
+    </w:lvl>
+  </w:abstractNum>
   <w:abstractNum xmlns:w="http://schemas.openxmlformats.org/wordprocessingml/2006/main" w:abstractNumId="7">
     <w:nsid w:val="530e045a"/>
     <w:multiLevelType xmlns:w="http://schemas.openxmlformats.org/wordprocessingml/2006/main" w:val="hybridMultilevel"/>
@@ -2651,6 +2882,9 @@
       </w:rPr>
     </w:lvl>
   </w:abstractNum>
+  <w:num w:numId="9">
+    <w:abstractNumId w:val="8"/>
+  </w:num>
   <w:num w:numId="8">
     <w:abstractNumId w:val="7"/>
   </w:num>
